--- a/Cahier_des_charges_Igo_Tech.docx
+++ b/Cahier_des_charges_Igo_Tech.docx
@@ -9,6 +9,30 @@
       </w:pPr>
       <w:r>
         <w:t>Cahier des charges – Portfolio numérique de l'agence IgoTech</w:t>
+      </w:r>
+    </w:p>
+    <w:p>
+      <w:pPr>
+        <w:pStyle w:val="style1"/>
+        <w:rPr/>
+      </w:pPr>
+      <w:r>
+        <w:rPr>
+          <w:lang w:val="en-US"/>
+        </w:rPr>
+        <w:t>Date : 14/04/2025</w:t>
+      </w:r>
+    </w:p>
+    <w:p>
+      <w:pPr>
+        <w:pStyle w:val="style1"/>
+        <w:rPr/>
+      </w:pPr>
+      <w:r>
+        <w:rPr>
+          <w:lang w:val="en-US"/>
+        </w:rPr>
+        <w:t>Réalisé par : Laidang Samba Sabine</w:t>
       </w:r>
     </w:p>
     <w:p>
@@ -356,33 +380,6 @@
         <w:t>- Fin du projet : Envoi du lien GitHub par email</w:t>
       </w:r>
     </w:p>
-    <w:p>
-      <w:pPr>
-        <w:pStyle w:val="style1"/>
-        <w:rPr/>
-      </w:pPr>
-      <w:r>
-        <w:t>8. Réalisé par</w:t>
-      </w:r>
-    </w:p>
-    <w:p>
-      <w:pPr>
-        <w:pStyle w:val="style0"/>
-        <w:rPr/>
-      </w:pPr>
-      <w:r>
-        <w:t>Laidang Samba Sabine</w:t>
-      </w:r>
-    </w:p>
-    <w:p>
-      <w:pPr>
-        <w:pStyle w:val="style0"/>
-        <w:rPr/>
-      </w:pPr>
-      <w:r>
-        <w:t>Date : Avril 2025</w:t>
-      </w:r>
-    </w:p>
     <w:sectPr>
       <w:pgSz w:w="12240" w:h="15840" w:orient="portrait"/>
       <w:pgMar w:top="1440" w:right="1800" w:bottom="1440" w:left="1800" w:header="720" w:footer="720" w:gutter="0"/>
